--- a/bimbingan/KARTU BIMBINGAN COACH.docx
+++ b/bimbingan/KARTU BIMBINGAN COACH.docx
@@ -19,7 +19,7 @@
           <w:szCs w:val="24"/>
           <w:lang w:val="sv-SE"/>
         </w:rPr>
-        <w:t xml:space="preserve">KARTU BIMBINGAN RANCANGAN AKTUALISASI </w:t>
+        <w:t xml:space="preserve">KARTU BIMBINGAN AKTUALISASI </w:t>
       </w:r>
       <w:r>
         <w:rPr>
